--- a/docs/05-每日工作记录.docx
+++ b/docs/05-每日工作记录.docx
@@ -41,6 +41,622 @@
         <w:t>本文档记录TV Launcher项目每日的开发工作、问题修复和部署变更。</w:t>
       </w:r>
     </w:p>
+    <w:p>
+      <w:pPr>
+        <w:pStyle w:val="Heading1"/>
+      </w:pPr>
+      <w:r>
+        <w:rPr>
+          <w:b/>
+          <w:color w:val="1B3A5C"/>
+        </w:rPr>
+        <w:t>📅 2026-05-03</w:t>
+      </w:r>
+    </w:p>
+    <w:p>
+      <w:pPr>
+        <w:spacing w:before="80" w:after="80" w:line="240" w:lineRule="auto"/>
+      </w:pPr>
+      <w:r>
+        <w:rPr>
+          <w:b/>
+          <w:color w:val="2E75B6"/>
+          <w:sz w:val="22"/>
+        </w:rPr>
+        <w:t>今日概要: HDMI暂停按键误触修复、策略切换闪烁修复、HDMI拔插黑屏修复、离线设备显示优化、管理后台按钮loading状态</w:t>
+      </w:r>
+    </w:p>
+    <w:p>
+      <w:pPr>
+        <w:pStyle w:val="Heading2"/>
+      </w:pPr>
+      <w:r>
+        <w:rPr>
+          <w:b/>
+          <w:color w:val="2E75B6"/>
+        </w:rPr>
+        <w:t>1. [Bug修复] HDMI策略暂停后按键误触设置和密码键盘</w:t>
+      </w:r>
+    </w:p>
+    <w:p>
+      <w:r>
+        <w:rPr>
+          <w:b/>
+          <w:color w:val="27AE60"/>
+          <w:sz w:val="22"/>
+        </w:rPr>
+        <w:t>状态: 已完成</w:t>
+      </w:r>
+    </w:p>
+    <w:p>
+      <w:pPr>
+        <w:spacing w:before="80" w:after="80" w:line="240" w:lineRule="auto"/>
+      </w:pPr>
+      <w:r>
+        <w:rPr>
+          <w:b w:val="0"/>
+          <w:color w:val="2D3436"/>
+          <w:sz w:val="22"/>
+        </w:rPr>
+        <w:t>安卓6电视上暂停HDMI策略后，系统自动点击设置按钮和密码键盘。Runtime.exec按键注入无法取消导致</w:t>
+      </w:r>
+    </w:p>
+    <w:p>
+      <w:pPr>
+        <w:spacing w:before="80" w:after="80" w:line="240" w:lineRule="auto"/>
+      </w:pPr>
+      <w:r>
+        <w:rPr>
+          <w:b/>
+          <w:color w:val="2E75B6"/>
+          <w:sz w:val="22"/>
+        </w:rPr>
+        <w:t>详细:</w:t>
+      </w:r>
+    </w:p>
+    <w:p>
+      <w:pPr>
+        <w:pStyle w:val="ListBullet"/>
+        <w:spacing w:before="40" w:after="40"/>
+        <w:ind w:left="567"/>
+      </w:pPr>
+      <w:r>
+        <w:rPr>
+          <w:color w:val="2D3436"/>
+          <w:sz w:val="22"/>
+        </w:rPr>
+        <w:t>三层防护: isLeaving标志阻止handler待发按键, dispatchKeyEvent拦截已exec按键, bringLauncherToFront不再启动HdmiActivity</w:t>
+      </w:r>
+    </w:p>
+    <w:p>
+      <w:pPr>
+        <w:pStyle w:val="ListBullet"/>
+        <w:spacing w:before="40" w:after="40"/>
+        <w:ind w:left="567"/>
+      </w:pPr>
+      <w:r>
+        <w:rPr>
+          <w:color w:val="2D3436"/>
+          <w:sz w:val="22"/>
+        </w:rPr>
+        <w:t>HdmiActivity.onPause: 设置isLeaving=true, 清理handler队列</w:t>
+      </w:r>
+    </w:p>
+    <w:p>
+      <w:pPr>
+        <w:pStyle w:val="ListBullet"/>
+        <w:spacing w:before="40" w:after="40"/>
+        <w:ind w:left="567"/>
+      </w:pPr>
+      <w:r>
+        <w:rPr>
+          <w:color w:val="2D3436"/>
+          <w:sz w:val="22"/>
+        </w:rPr>
+        <w:t>MainActivity: 策略暂停后5秒内拦截DPAD按键(HDMI_PAUSE_KEY_SUPPRESS_MS)</w:t>
+      </w:r>
+    </w:p>
+    <w:p>
+      <w:pPr>
+        <w:pStyle w:val="ListBullet"/>
+        <w:spacing w:before="40" w:after="40"/>
+        <w:ind w:left="567"/>
+      </w:pPr>
+      <w:r>
+        <w:rPr>
+          <w:color w:val="2D3436"/>
+          <w:sz w:val="22"/>
+        </w:rPr>
+        <w:t>KeepAliveForegroundService: 策略暂停时只更新通知，不拉回主页</w:t>
+      </w:r>
+    </w:p>
+    <w:p>
+      <w:pPr>
+        <w:spacing w:before="80" w:after="80" w:line="240" w:lineRule="auto"/>
+        <w:ind w:left="567"/>
+      </w:pPr>
+      <w:r>
+        <w:rPr>
+          <w:b w:val="0"/>
+          <w:color w:val="636E72"/>
+          <w:sz w:val="22"/>
+        </w:rPr>
+        <w:t>涉及文件: HdmiActivity.kt, MainActivity.kt, KeepAliveForegroundService.kt</w:t>
+      </w:r>
+    </w:p>
+    <w:p>
+      <w:pPr>
+        <w:pStyle w:val="Heading2"/>
+      </w:pPr>
+      <w:r>
+        <w:rPr>
+          <w:b/>
+          <w:color w:val="2E75B6"/>
+        </w:rPr>
+        <w:t>2. [Bug修复] HDMI策略切换(HDMI1→HDMI2)屏幕闪烁黑屏</w:t>
+      </w:r>
+    </w:p>
+    <w:p>
+      <w:r>
+        <w:rPr>
+          <w:b/>
+          <w:color w:val="27AE60"/>
+          <w:sz w:val="22"/>
+        </w:rPr>
+        <w:t>状态: 已完成</w:t>
+      </w:r>
+    </w:p>
+    <w:p>
+      <w:pPr>
+        <w:spacing w:before="80" w:after="80" w:line="240" w:lineRule="auto"/>
+      </w:pPr>
+      <w:r>
+        <w:rPr>
+          <w:b w:val="0"/>
+          <w:color w:val="2D3436"/>
+          <w:sz w:val="22"/>
+        </w:rPr>
+        <w:t>安卓6电视切换HDMI端口时闪烁2-3次最终停留在旧端口，onNewIntent用inputId比较端口失效</w:t>
+      </w:r>
+    </w:p>
+    <w:p>
+      <w:pPr>
+        <w:spacing w:before="80" w:after="80" w:line="240" w:lineRule="auto"/>
+      </w:pPr>
+      <w:r>
+        <w:rPr>
+          <w:b/>
+          <w:color w:val="2E75B6"/>
+          <w:sz w:val="22"/>
+        </w:rPr>
+        <w:t>详细:</w:t>
+      </w:r>
+    </w:p>
+    <w:p>
+      <w:pPr>
+        <w:pStyle w:val="ListBullet"/>
+        <w:spacing w:before="40" w:after="40"/>
+        <w:ind w:left="567"/>
+      </w:pPr>
+      <w:r>
+        <w:rPr>
+          <w:color w:val="2D3436"/>
+          <w:sz w:val="22"/>
+        </w:rPr>
+        <w:t>onNewIntent改用端口号比较: 直接比较EXTRA_HDMI_PORT，不再从inputId提取端口</w:t>
+      </w:r>
+    </w:p>
+    <w:p>
+      <w:pPr>
+        <w:pStyle w:val="ListBullet"/>
+        <w:spacing w:before="40" w:after="40"/>
+        <w:ind w:left="567"/>
+      </w:pPr>
+      <w:r>
+        <w:rPr>
+          <w:color w:val="2D3436"/>
+          <w:sz w:val="22"/>
+        </w:rPr>
+        <w:t>安卓6 Amlogic只有1个HDMI InputService，所有端口同一inputId，inputId比较失效</w:t>
+      </w:r>
+    </w:p>
+    <w:p>
+      <w:pPr>
+        <w:pStyle w:val="ListBullet"/>
+        <w:spacing w:before="40" w:after="40"/>
+        <w:ind w:left="567"/>
+      </w:pPr>
+      <w:r>
+        <w:rPr>
+          <w:color w:val="2D3436"/>
+          <w:sz w:val="22"/>
+        </w:rPr>
+        <w:t>forceExecutePolicy检查hdmi_foreground: HdmiActivity已在前台时发送onNewIntent复用实例</w:t>
+      </w:r>
+    </w:p>
+    <w:p>
+      <w:pPr>
+        <w:pStyle w:val="ListBullet"/>
+        <w:spacing w:before="40" w:after="40"/>
+        <w:ind w:left="567"/>
+      </w:pPr>
+      <w:r>
+        <w:rPr>
+          <w:color w:val="2D3436"/>
+          <w:sz w:val="22"/>
+        </w:rPr>
+        <w:t>LauncherExecutor添加FLAG_ACTIVITY_CLEAR_TOP|FLAG_ACTIVITY_SINGLE_TOP</w:t>
+      </w:r>
+    </w:p>
+    <w:p>
+      <w:pPr>
+        <w:spacing w:before="80" w:after="80" w:line="240" w:lineRule="auto"/>
+        <w:ind w:left="567"/>
+      </w:pPr>
+      <w:r>
+        <w:rPr>
+          <w:b w:val="0"/>
+          <w:color w:val="636E72"/>
+          <w:sz w:val="22"/>
+        </w:rPr>
+        <w:t>涉及文件: HdmiActivity.kt, MainActivity.kt, LauncherExecutor.kt</w:t>
+      </w:r>
+    </w:p>
+    <w:p>
+      <w:pPr>
+        <w:pStyle w:val="Heading2"/>
+      </w:pPr>
+      <w:r>
+        <w:rPr>
+          <w:b/>
+          <w:color w:val="2E75B6"/>
+        </w:rPr>
+        <w:t>3. [Bug修复] HDMI线拔插后黑屏不恢复</w:t>
+      </w:r>
+    </w:p>
+    <w:p>
+      <w:r>
+        <w:rPr>
+          <w:b/>
+          <w:color w:val="27AE60"/>
+          <w:sz w:val="22"/>
+        </w:rPr>
+        <w:t>状态: 已完成</w:t>
+      </w:r>
+    </w:p>
+    <w:p>
+      <w:pPr>
+        <w:spacing w:before="80" w:after="80" w:line="240" w:lineRule="auto"/>
+      </w:pPr>
+      <w:r>
+        <w:rPr>
+          <w:b w:val="0"/>
+          <w:color w:val="2D3436"/>
+          <w:sz w:val="22"/>
+        </w:rPr>
+        <w:t>安卓6电视拔插HDMI线后画面黑屏，BroadcastReceiver不触发，改用TvInputCallback</w:t>
+      </w:r>
+    </w:p>
+    <w:p>
+      <w:pPr>
+        <w:spacing w:before="80" w:after="80" w:line="240" w:lineRule="auto"/>
+      </w:pPr>
+      <w:r>
+        <w:rPr>
+          <w:b/>
+          <w:color w:val="2E75B6"/>
+          <w:sz w:val="22"/>
+        </w:rPr>
+        <w:t>详细:</w:t>
+      </w:r>
+    </w:p>
+    <w:p>
+      <w:pPr>
+        <w:pStyle w:val="ListBullet"/>
+        <w:spacing w:before="40" w:after="40"/>
+        <w:ind w:left="567"/>
+      </w:pPr>
+      <w:r>
+        <w:rPr>
+          <w:color w:val="2D3436"/>
+          <w:sz w:val="22"/>
+        </w:rPr>
+        <w:t>TvInputManager.TvInputCallback替代HDMI_PLUGGED BroadcastReceiver</w:t>
+      </w:r>
+    </w:p>
+    <w:p>
+      <w:pPr>
+        <w:pStyle w:val="ListBullet"/>
+        <w:spacing w:before="40" w:after="40"/>
+        <w:ind w:left="567"/>
+      </w:pPr>
+      <w:r>
+        <w:rPr>
+          <w:color w:val="2D3436"/>
+          <w:sz w:val="22"/>
+        </w:rPr>
+        <w:t>onInputAdded: HDMI输入添加时根据targetPort重新解析inputId并调谐</w:t>
+      </w:r>
+    </w:p>
+    <w:p>
+      <w:pPr>
+        <w:pStyle w:val="ListBullet"/>
+        <w:spacing w:before="40" w:after="40"/>
+        <w:ind w:left="567"/>
+      </w:pPr>
+      <w:r>
+        <w:rPr>
+          <w:color w:val="2D3436"/>
+          <w:sz w:val="22"/>
+        </w:rPr>
+        <w:t>onInputRemoved: 当前HDMI输入移除时重置hasTuned和currentInputId</w:t>
+      </w:r>
+    </w:p>
+    <w:p>
+      <w:pPr>
+        <w:pStyle w:val="ListBullet"/>
+        <w:spacing w:before="40" w:after="40"/>
+        <w:ind w:left="567"/>
+      </w:pPr>
+      <w:r>
+        <w:rPr>
+          <w:color w:val="2D3436"/>
+          <w:sz w:val="22"/>
+        </w:rPr>
+        <w:t>onInputStateChanged: HDMI信号恢复(state=0)时调度调谐</w:t>
+      </w:r>
+    </w:p>
+    <w:p>
+      <w:pPr>
+        <w:pStyle w:val="ListBullet"/>
+        <w:spacing w:before="40" w:after="40"/>
+        <w:ind w:left="567"/>
+      </w:pPr>
+      <w:r>
+        <w:rPr>
+          <w:color w:val="2D3436"/>
+          <w:sz w:val="22"/>
+        </w:rPr>
+        <w:t>添加targetPort变量跟踪策略指定端口</w:t>
+      </w:r>
+    </w:p>
+    <w:p>
+      <w:pPr>
+        <w:pStyle w:val="ListBullet"/>
+        <w:spacing w:before="40" w:after="40"/>
+        <w:ind w:left="567"/>
+      </w:pPr>
+      <w:r>
+        <w:rPr>
+          <w:color w:val="2D3436"/>
+          <w:sz w:val="22"/>
+        </w:rPr>
+        <w:t>安卓6上HDMI_PLUGGED广播从不触发，TvInputCallback可靠工作</w:t>
+      </w:r>
+    </w:p>
+    <w:p>
+      <w:pPr>
+        <w:spacing w:before="80" w:after="80" w:line="240" w:lineRule="auto"/>
+        <w:ind w:left="567"/>
+      </w:pPr>
+      <w:r>
+        <w:rPr>
+          <w:b w:val="0"/>
+          <w:color w:val="636E72"/>
+          <w:sz w:val="22"/>
+        </w:rPr>
+        <w:t>涉及文件: HdmiActivity.kt</w:t>
+      </w:r>
+    </w:p>
+    <w:p>
+      <w:pPr>
+        <w:pStyle w:val="Heading2"/>
+      </w:pPr>
+      <w:r>
+        <w:rPr>
+          <w:b/>
+          <w:color w:val="2E75B6"/>
+        </w:rPr>
+        <w:t>4. [功能优化] 离线设备管理页面显示优化</w:t>
+      </w:r>
+    </w:p>
+    <w:p>
+      <w:r>
+        <w:rPr>
+          <w:b/>
+          <w:color w:val="27AE60"/>
+          <w:sz w:val="22"/>
+        </w:rPr>
+        <w:t>状态: 已完成</w:t>
+      </w:r>
+    </w:p>
+    <w:p>
+      <w:pPr>
+        <w:spacing w:before="80" w:after="80" w:line="240" w:lineRule="auto"/>
+      </w:pPr>
+      <w:r>
+        <w:rPr>
+          <w:b w:val="0"/>
+          <w:color w:val="2D3436"/>
+          <w:sz w:val="22"/>
+        </w:rPr>
+        <w:t>离线设备隐藏信号质量(良好/5GHz/Mbps)和延迟/丢包数据，保留IP/MAC地址</w:t>
+      </w:r>
+    </w:p>
+    <w:p>
+      <w:pPr>
+        <w:spacing w:before="80" w:after="80" w:line="240" w:lineRule="auto"/>
+      </w:pPr>
+      <w:r>
+        <w:rPr>
+          <w:b/>
+          <w:color w:val="2E75B6"/>
+          <w:sz w:val="22"/>
+        </w:rPr>
+        <w:t>详细:</w:t>
+      </w:r>
+    </w:p>
+    <w:p>
+      <w:pPr>
+        <w:pStyle w:val="ListBullet"/>
+        <w:spacing w:before="40" w:after="40"/>
+        <w:ind w:left="567"/>
+      </w:pPr>
+      <w:r>
+        <w:rPr>
+          <w:color w:val="2D3436"/>
+          <w:sz w:val="22"/>
+        </w:rPr>
+        <w:t>后端: 离线设备清除wifi_rssi/frequency/link_speed/latency/loss字段</w:t>
+      </w:r>
+    </w:p>
+    <w:p>
+      <w:pPr>
+        <w:pStyle w:val="ListBullet"/>
+        <w:spacing w:before="40" w:after="40"/>
+        <w:ind w:left="567"/>
+      </w:pPr>
+      <w:r>
+        <w:rPr>
+          <w:color w:val="2D3436"/>
+          <w:sz w:val="22"/>
+        </w:rPr>
+        <w:t>前端: renderWifiQuality对离线设备返回空字符串</w:t>
+      </w:r>
+    </w:p>
+    <w:p>
+      <w:pPr>
+        <w:pStyle w:val="ListBullet"/>
+        <w:spacing w:before="40" w:after="40"/>
+        <w:ind w:left="567"/>
+      </w:pPr>
+      <w:r>
+        <w:rPr>
+          <w:color w:val="2D3436"/>
+          <w:sz w:val="22"/>
+        </w:rPr>
+        <w:t>删除WiFi推送功能(WifiConfigManager/相关API/弹窗)</w:t>
+      </w:r>
+    </w:p>
+    <w:p>
+      <w:pPr>
+        <w:spacing w:before="80" w:after="80" w:line="240" w:lineRule="auto"/>
+        <w:ind w:left="567"/>
+      </w:pPr>
+      <w:r>
+        <w:rPr>
+          <w:b w:val="0"/>
+          <w:color w:val="636E72"/>
+          <w:sz w:val="22"/>
+        </w:rPr>
+        <w:t>涉及文件: main.py, schemas.py, models.py, index.html</w:t>
+      </w:r>
+    </w:p>
+    <w:p>
+      <w:pPr>
+        <w:pStyle w:val="Heading2"/>
+      </w:pPr>
+      <w:r>
+        <w:rPr>
+          <w:b/>
+          <w:color w:val="2E75B6"/>
+        </w:rPr>
+        <w:t>5. [功能优化] 管理后台更新/暂停按钮添加loading状态</w:t>
+      </w:r>
+    </w:p>
+    <w:p>
+      <w:r>
+        <w:rPr>
+          <w:b/>
+          <w:color w:val="27AE60"/>
+          <w:sz w:val="22"/>
+        </w:rPr>
+        <w:t>状态: 已完成</w:t>
+      </w:r>
+    </w:p>
+    <w:p>
+      <w:pPr>
+        <w:spacing w:before="80" w:after="80" w:line="240" w:lineRule="auto"/>
+      </w:pPr>
+      <w:r>
+        <w:rPr>
+          <w:b w:val="0"/>
+          <w:color w:val="2D3436"/>
+          <w:sz w:val="22"/>
+        </w:rPr>
+        <w:t>按钮点击后无反馈导致重复点击，添加禁用+状态文字防止重复操作</w:t>
+      </w:r>
+    </w:p>
+    <w:p>
+      <w:pPr>
+        <w:spacing w:before="80" w:after="80" w:line="240" w:lineRule="auto"/>
+      </w:pPr>
+      <w:r>
+        <w:rPr>
+          <w:b/>
+          <w:color w:val="2E75B6"/>
+          <w:sz w:val="22"/>
+        </w:rPr>
+        <w:t>详细:</w:t>
+      </w:r>
+    </w:p>
+    <w:p>
+      <w:pPr>
+        <w:pStyle w:val="ListBullet"/>
+        <w:spacing w:before="40" w:after="40"/>
+        <w:ind w:left="567"/>
+      </w:pPr>
+      <w:r>
+        <w:rPr>
+          <w:color w:val="2D3436"/>
+          <w:sz w:val="22"/>
+        </w:rPr>
+        <w:t>更新按钮: 点击后显示"下发中..."并禁用</w:t>
+      </w:r>
+    </w:p>
+    <w:p>
+      <w:pPr>
+        <w:pStyle w:val="ListBullet"/>
+        <w:spacing w:before="40" w:after="40"/>
+        <w:ind w:left="567"/>
+      </w:pPr>
+      <w:r>
+        <w:rPr>
+          <w:color w:val="2D3436"/>
+          <w:sz w:val="22"/>
+        </w:rPr>
+        <w:t>暂停/继续按钮: 点击后显示"暂停中..."/"继续中..."并禁用</w:t>
+      </w:r>
+    </w:p>
+    <w:p>
+      <w:pPr>
+        <w:pStyle w:val="ListBullet"/>
+        <w:spacing w:before="40" w:after="40"/>
+        <w:ind w:left="567"/>
+      </w:pPr>
+      <w:r>
+        <w:rPr>
+          <w:color w:val="2D3436"/>
+          <w:sz w:val="22"/>
+        </w:rPr>
+        <w:t>失败时恢复按钮原文字，避免状态错乱</w:t>
+      </w:r>
+    </w:p>
+    <w:p>
+      <w:pPr>
+        <w:spacing w:before="80" w:after="80" w:line="240" w:lineRule="auto"/>
+        <w:ind w:left="567"/>
+      </w:pPr>
+      <w:r>
+        <w:rPr>
+          <w:b w:val="0"/>
+          <w:color w:val="636E72"/>
+          <w:sz w:val="22"/>
+        </w:rPr>
+        <w:t>涉及文件: index.html</w:t>
+      </w:r>
+    </w:p>
+    <w:p/>
     <w:p>
       <w:pPr>
         <w:pStyle w:val="Heading1"/>

--- a/docs/05-每日工作记录.docx
+++ b/docs/05-每日工作记录.docx
@@ -41,6 +41,268 @@
         <w:t>本文档记录TV Launcher项目每日的开发工作、问题修复和部署变更。</w:t>
       </w:r>
     </w:p>
+    <w:p>
+      <w:pPr>
+        <w:pStyle w:val="Heading1"/>
+      </w:pPr>
+      <w:r>
+        <w:rPr>
+          <w:b/>
+          <w:color w:val="1B3A5C"/>
+        </w:rPr>
+        <w:t>📅 2026-05-06</w:t>
+      </w:r>
+    </w:p>
+    <w:p>
+      <w:pPr>
+        <w:spacing w:before="80" w:after="80" w:line="240" w:lineRule="auto"/>
+      </w:pPr>
+      <w:r>
+        <w:rPr>
+          <w:b/>
+          <w:color w:val="2E75B6"/>
+          <w:sz w:val="22"/>
+        </w:rPr>
+        <w:t>今日概要: HDMI策略按HOME/BACK后立即恢复(绕过冷却期)+DPAD按键泄漏防护</w:t>
+      </w:r>
+    </w:p>
+    <w:p>
+      <w:pPr>
+        <w:pStyle w:val="Heading2"/>
+      </w:pPr>
+      <w:r>
+        <w:rPr>
+          <w:b/>
+          <w:color w:val="2E75B6"/>
+        </w:rPr>
+        <w:t>1. [Bug修复] HDMI策略按HOME/BACK后不立即恢复</w:t>
+      </w:r>
+    </w:p>
+    <w:p>
+      <w:r>
+        <w:rPr>
+          <w:b/>
+          <w:color w:val="27AE60"/>
+          <w:sz w:val="22"/>
+        </w:rPr>
+        <w:t>状态: 已完成</w:t>
+      </w:r>
+    </w:p>
+    <w:p>
+      <w:pPr>
+        <w:spacing w:before="80" w:after="80" w:line="240" w:lineRule="auto"/>
+      </w:pPr>
+      <w:r>
+        <w:rPr>
+          <w:b w:val="0"/>
+          <w:color w:val="2D3436"/>
+          <w:sz w:val="22"/>
+        </w:rPr>
+        <w:t>用户误按HOME/BACK后HDMI策略需要3-5秒才能恢复，冷却期阻止了立即恢复</w:t>
+      </w:r>
+    </w:p>
+    <w:p>
+      <w:pPr>
+        <w:spacing w:before="80" w:after="80" w:line="240" w:lineRule="auto"/>
+      </w:pPr>
+      <w:r>
+        <w:rPr>
+          <w:b/>
+          <w:color w:val="2E75B6"/>
+          <w:sz w:val="22"/>
+        </w:rPr>
+        <w:t>详细:</w:t>
+      </w:r>
+    </w:p>
+    <w:p>
+      <w:pPr>
+        <w:pStyle w:val="ListBullet"/>
+        <w:spacing w:before="40" w:after="40"/>
+        <w:ind w:left="567"/>
+      </w:pPr>
+      <w:r>
+        <w:rPr>
+          <w:color w:val="2D3436"/>
+          <w:sz w:val="22"/>
+        </w:rPr>
+        <w:t>MainActivity.onResume: HDMI模式下hdmi_foreground=false时立即恢复，绕过5秒防抖和30秒冷却期</w:t>
+      </w:r>
+    </w:p>
+    <w:p>
+      <w:pPr>
+        <w:pStyle w:val="ListBullet"/>
+        <w:spacing w:before="40" w:after="40"/>
+        <w:ind w:left="567"/>
+      </w:pPr>
+      <w:r>
+        <w:rPr>
+          <w:color w:val="2D3436"/>
+          <w:sz w:val="22"/>
+        </w:rPr>
+        <w:t>forceExecutePolicy: HDMI恢复场景绕过防抖和冷却期检查</w:t>
+      </w:r>
+    </w:p>
+    <w:p>
+      <w:pPr>
+        <w:pStyle w:val="ListBullet"/>
+        <w:spacing w:before="40" w:after="40"/>
+        <w:ind w:left="567"/>
+      </w:pPr>
+      <w:r>
+        <w:rPr>
+          <w:color w:val="2D3436"/>
+          <w:sz w:val="22"/>
+        </w:rPr>
+        <w:t>保活检查: hdmi_foreground=false时直接恢复，不受冷却期限制</w:t>
+      </w:r>
+    </w:p>
+    <w:p>
+      <w:pPr>
+        <w:pStyle w:val="ListBullet"/>
+        <w:spacing w:before="40" w:after="40"/>
+        <w:ind w:left="567"/>
+      </w:pPr>
+      <w:r>
+        <w:rPr>
+          <w:color w:val="2D3436"/>
+          <w:sz w:val="22"/>
+        </w:rPr>
+        <w:t>KeepAliveForegroundService: HDMI模式检查hdmi_foreground并重新执行策略</w:t>
+      </w:r>
+    </w:p>
+    <w:p>
+      <w:pPr>
+        <w:pStyle w:val="ListBullet"/>
+        <w:spacing w:before="40" w:after="40"/>
+        <w:ind w:left="567"/>
+      </w:pPr>
+      <w:r>
+        <w:rPr>
+          <w:color w:val="2D3436"/>
+          <w:sz w:val="22"/>
+        </w:rPr>
+        <w:t>关键思路: 冷却期防止策略切换时重复启动，但用户误离开时必须立即恢复</w:t>
+      </w:r>
+    </w:p>
+    <w:p>
+      <w:pPr>
+        <w:spacing w:before="80" w:after="80" w:line="240" w:lineRule="auto"/>
+        <w:ind w:left="567"/>
+      </w:pPr>
+      <w:r>
+        <w:rPr>
+          <w:b w:val="0"/>
+          <w:color w:val="636E72"/>
+          <w:sz w:val="22"/>
+        </w:rPr>
+        <w:t>涉及文件: MainActivity.kt, KeepAliveForegroundService.kt</w:t>
+      </w:r>
+    </w:p>
+    <w:p>
+      <w:pPr>
+        <w:pStyle w:val="Heading2"/>
+      </w:pPr>
+      <w:r>
+        <w:rPr>
+          <w:b/>
+          <w:color w:val="2E75B6"/>
+        </w:rPr>
+        <w:t>2. [Bug修复] DPAD按键泄漏到其他Activity</w:t>
+      </w:r>
+    </w:p>
+    <w:p>
+      <w:r>
+        <w:rPr>
+          <w:b/>
+          <w:color w:val="27AE60"/>
+          <w:sz w:val="22"/>
+        </w:rPr>
+        <w:t>状态: 已完成</w:t>
+      </w:r>
+    </w:p>
+    <w:p>
+      <w:pPr>
+        <w:spacing w:before="80" w:after="80" w:line="240" w:lineRule="auto"/>
+      </w:pPr>
+      <w:r>
+        <w:rPr>
+          <w:b w:val="0"/>
+          <w:color w:val="2D3436"/>
+          <w:sz w:val="22"/>
+        </w:rPr>
+        <w:t>HdmiActivity的scheduleConfirmDialog发送的DPAD按键可能泄漏到MainActivity点击设置按钮</w:t>
+      </w:r>
+    </w:p>
+    <w:p>
+      <w:pPr>
+        <w:spacing w:before="80" w:after="80" w:line="240" w:lineRule="auto"/>
+      </w:pPr>
+      <w:r>
+        <w:rPr>
+          <w:b/>
+          <w:color w:val="2E75B6"/>
+          <w:sz w:val="22"/>
+        </w:rPr>
+        <w:t>详细:</w:t>
+      </w:r>
+    </w:p>
+    <w:p>
+      <w:pPr>
+        <w:pStyle w:val="ListBullet"/>
+        <w:spacing w:before="40" w:after="40"/>
+        <w:ind w:left="567"/>
+      </w:pPr>
+      <w:r>
+        <w:rPr>
+          <w:color w:val="2D3436"/>
+          <w:sz w:val="22"/>
+        </w:rPr>
+        <w:t>scheduleConfirmDialog添加hasFocus检查</w:t>
+      </w:r>
+    </w:p>
+    <w:p>
+      <w:pPr>
+        <w:pStyle w:val="ListBullet"/>
+        <w:spacing w:before="40" w:after="40"/>
+        <w:ind w:left="567"/>
+      </w:pPr>
+      <w:r>
+        <w:rPr>
+          <w:color w:val="2D3436"/>
+          <w:sz w:val="22"/>
+        </w:rPr>
+        <w:t>发送DPAD_CENTER/DPAD_RIGHT前检查hasFocus，失去焦点时跳过</w:t>
+      </w:r>
+    </w:p>
+    <w:p>
+      <w:pPr>
+        <w:pStyle w:val="ListBullet"/>
+        <w:spacing w:before="40" w:after="40"/>
+        <w:ind w:left="567"/>
+      </w:pPr>
+      <w:r>
+        <w:rPr>
+          <w:color w:val="2D3436"/>
+          <w:sz w:val="22"/>
+        </w:rPr>
+        <w:t>防止按键在Activity切换时泄漏到其他Activity</w:t>
+      </w:r>
+    </w:p>
+    <w:p>
+      <w:pPr>
+        <w:spacing w:before="80" w:after="80" w:line="240" w:lineRule="auto"/>
+        <w:ind w:left="567"/>
+      </w:pPr>
+      <w:r>
+        <w:rPr>
+          <w:b w:val="0"/>
+          <w:color w:val="636E72"/>
+          <w:sz w:val="22"/>
+        </w:rPr>
+        <w:t>涉及文件: HdmiActivity.kt</w:t>
+      </w:r>
+    </w:p>
+    <w:p/>
     <w:p>
       <w:pPr>
         <w:pStyle w:val="Heading1"/>
